--- a/_site/posts/2015-05-14-el-aborto/index.docx
+++ b/_site/posts/2015-05-14-el-aborto/index.docx
@@ -943,7 +943,7 @@
       </w:r>
     </w:p>
     <w:bookmarkEnd w:id="34"/>
-    <w:bookmarkStart w:id="53" w:name="publicaciones-similares"/>
+    <w:bookmarkStart w:id="51" w:name="publicaciones-similares"/>
     <w:p>
       <w:pPr>
         <w:pStyle w:val="Heading1"/>
@@ -1130,35 +1130,14 @@
     </w:p>
     <w:p>
       <w:pPr>
-        <w:pStyle w:val="Compact"/>
-        <w:numPr>
-          <w:ilvl w:val="0"/>
-          <w:numId w:val="1005"/>
-        </w:numPr>
-      </w:pPr>
-      <w:hyperlink r:id="rId51"/>
-      <w:r>
-        <w:t xml:space="preserve"> </w:t>
-      </w:r>
-      <w:hyperlink r:id="rId52">
-        <w:r>
-          <w:rPr>
-            <w:rStyle w:val="Hyperlink"/>
-          </w:rPr>
-          <w:t xml:space="preserve">Tres Fuentes Tres Partes Del Marxismo</w:t>
-        </w:r>
-      </w:hyperlink>
-    </w:p>
-    <w:p>
-      <w:pPr>
         <w:pStyle w:val="FirstParagraph"/>
       </w:pPr>
       <w:r>
         <w:t xml:space="preserve">Esperamos que encuentres estas publicaciones igualmente interesantes y útiles. ¡Disfruta de la lectura!</w:t>
       </w:r>
     </w:p>
-    <w:bookmarkEnd w:id="53"/>
-    <w:bookmarkStart w:id="54" w:name="referencias"/>
+    <w:bookmarkEnd w:id="51"/>
+    <w:bookmarkStart w:id="52" w:name="referencias"/>
     <w:p>
       <w:pPr>
         <w:pStyle w:val="Heading1"/>
@@ -1199,7 +1178,7 @@
         <w:t xml:space="preserve">Juárez, B. y Martínez, P. (2000). El derecho a la vida</w:t>
       </w:r>
     </w:p>
-    <w:bookmarkEnd w:id="54"/>
+    <w:bookmarkEnd w:id="52"/>
     <w:sectPr>
       <w:headerReference r:id="rId8" w:type="even"/>
       <w:headerReference r:id="rId9" w:type="default"/>
